--- a/КОНЦЕПТ проекта.docx
+++ b/КОНЦЕПТ проекта.docx
@@ -63,7 +63,7 @@
         <w:t>арикмахерские, косметологические и ногтевые услуги.</w:t>
       </w:r>
       <w:r>
-        <w:t xml:space="preserve"> В салоне работает администратор и 4 мастера. Проблема заключается в том, что </w:t>
+        <w:t xml:space="preserve"> Проблема заключается в том, что </w:t>
       </w:r>
       <w:r>
         <w:t xml:space="preserve">администратор не справляется с потоком звонков, часть клиентов теряется. Сайта нет </w:t>
@@ -102,7 +102,13 @@
         <w:jc w:val="left"/>
       </w:pPr>
       <w:r>
-        <w:t xml:space="preserve">Владелиц салона </w:t>
+        <w:t>Владел</w:t>
+      </w:r>
+      <w:r>
+        <w:t>е</w:t>
+      </w:r>
+      <w:r>
+        <w:t xml:space="preserve">ц салона </w:t>
       </w:r>
       <w:r>
         <w:t xml:space="preserve">– </w:t>
@@ -140,13 +146,13 @@
         <w:jc w:val="left"/>
       </w:pPr>
       <w:r>
-        <w:t xml:space="preserve">Мастера </w:t>
+        <w:t xml:space="preserve">Клиенты </w:t>
       </w:r>
       <w:r>
         <w:t>–</w:t>
       </w:r>
       <w:r>
-        <w:t xml:space="preserve"> карточки и услуги на сайте</w:t>
+        <w:t xml:space="preserve"> пользователи сайта</w:t>
       </w:r>
     </w:p>
     <w:p>
@@ -159,25 +165,6 @@
         <w:jc w:val="left"/>
       </w:pPr>
       <w:r>
-        <w:t xml:space="preserve">Клиенты </w:t>
-      </w:r>
-      <w:r>
-        <w:t>–</w:t>
-      </w:r>
-      <w:r>
-        <w:t xml:space="preserve"> пользователи сайта</w:t>
-      </w:r>
-    </w:p>
-    <w:p>
-      <w:pPr>
-        <w:pStyle w:val="ae"/>
-        <w:numPr>
-          <w:ilvl w:val="0"/>
-          <w:numId w:val="8"/>
-        </w:numPr>
-        <w:jc w:val="left"/>
-      </w:pPr>
-      <w:r>
         <w:t xml:space="preserve">Команда-исполнитель </w:t>
       </w:r>
       <w:r>
@@ -215,13 +202,16 @@
         <w:jc w:val="left"/>
       </w:pPr>
       <w:r>
-        <w:t>1</w:t>
-      </w:r>
-      <w:r>
-        <w:t>0</w:t>
-      </w:r>
-      <w:r>
-        <w:t xml:space="preserve"> услуг с ценами и описанием</w:t>
+        <w:t>5</w:t>
+      </w:r>
+      <w:r>
+        <w:t xml:space="preserve"> </w:t>
+      </w:r>
+      <w:r>
+        <w:t>направлений услуг</w:t>
+      </w:r>
+      <w:r>
+        <w:t xml:space="preserve"> с ценами и описанием</w:t>
       </w:r>
     </w:p>
     <w:p>
@@ -234,7 +224,7 @@
         <w:jc w:val="left"/>
       </w:pPr>
       <w:r>
-        <w:t>4 карточки мастеров</w:t>
+        <w:t>Онлайн-запись: услуга, мастер, дата, время</w:t>
       </w:r>
     </w:p>
     <w:p>
@@ -247,7 +237,10 @@
         <w:jc w:val="left"/>
       </w:pPr>
       <w:r>
-        <w:t>Онлайн-запись: услуга, мастер, дата, время</w:t>
+        <w:t>Демонстративный м</w:t>
+      </w:r>
+      <w:r>
+        <w:t xml:space="preserve">одуль оплаты </w:t>
       </w:r>
     </w:p>
     <w:p>
@@ -260,35 +253,6 @@
         <w:jc w:val="left"/>
       </w:pPr>
       <w:r>
-        <w:t>Демонстративный м</w:t>
-      </w:r>
-      <w:r>
-        <w:t xml:space="preserve">одуль оплаты </w:t>
-      </w:r>
-    </w:p>
-    <w:p>
-      <w:pPr>
-        <w:pStyle w:val="ae"/>
-        <w:numPr>
-          <w:ilvl w:val="0"/>
-          <w:numId w:val="9"/>
-        </w:numPr>
-        <w:jc w:val="left"/>
-      </w:pPr>
-      <w:r>
-        <w:t>Форма обратной связи</w:t>
-      </w:r>
-    </w:p>
-    <w:p>
-      <w:pPr>
-        <w:pStyle w:val="ae"/>
-        <w:numPr>
-          <w:ilvl w:val="0"/>
-          <w:numId w:val="9"/>
-        </w:numPr>
-        <w:jc w:val="left"/>
-      </w:pPr>
-      <w:r>
         <w:t>Админ-панель для заявок</w:t>
       </w:r>
     </w:p>
@@ -333,30 +297,67 @@
         <w:jc w:val="left"/>
       </w:pPr>
       <w:r>
+        <w:t>4. Ожидаемый результат</w:t>
+      </w:r>
+    </w:p>
+    <w:p>
+      <w:pPr>
+        <w:jc w:val="left"/>
+      </w:pPr>
+      <w:r>
+        <w:t xml:space="preserve">Сайт из </w:t>
+      </w:r>
+      <w:r>
+        <w:t>2</w:t>
+      </w:r>
+      <w:r>
+        <w:t xml:space="preserve"> страниц (Главная, Услуги) с рабочей записью, демо-оплатой и админ-панелью.</w:t>
+      </w:r>
+    </w:p>
+    <w:p>
+      <w:pPr>
+        <w:jc w:val="left"/>
+      </w:pPr>
+      <w:r>
+        <w:t>Уровень: рабочий прототип.</w:t>
+      </w:r>
+    </w:p>
+    <w:p>
+      <w:pPr>
+        <w:ind w:firstLine="0"/>
+        <w:jc w:val="left"/>
+      </w:pPr>
+      <w:r>
+        <w:t>5. Границы</w:t>
+      </w:r>
+    </w:p>
+    <w:p>
+      <w:pPr>
+        <w:jc w:val="left"/>
+      </w:pPr>
+      <w:r>
         <w:lastRenderedPageBreak/>
-        <w:t>4. Ожидаемый результат</w:t>
-      </w:r>
-    </w:p>
-    <w:p>
-      <w:pPr>
-        <w:jc w:val="left"/>
-      </w:pPr>
-      <w:r>
-        <w:t xml:space="preserve">Сайт из </w:t>
-      </w:r>
-      <w:r>
-        <w:t>4</w:t>
-      </w:r>
-      <w:r>
-        <w:t xml:space="preserve"> страниц (Главная, Услуги, Онлайн-запись, Контакты) с рабочей записью, демо-оплатой и админ-панелью.</w:t>
-      </w:r>
-    </w:p>
-    <w:p>
-      <w:pPr>
-        <w:jc w:val="left"/>
-      </w:pPr>
-      <w:r>
-        <w:t>Уровень: рабочий прототип.</w:t>
+        <w:t>Входит: </w:t>
+      </w:r>
+      <w:r>
+        <w:t>2</w:t>
+      </w:r>
+      <w:r>
+        <w:t xml:space="preserve"> страниц</w:t>
+      </w:r>
+      <w:r>
+        <w:t>ы</w:t>
+      </w:r>
+      <w:r>
+        <w:t>, онлайн-запись, модуль оплаты (демо), админ-панель, исходный код.</w:t>
+      </w:r>
+    </w:p>
+    <w:p>
+      <w:pPr>
+        <w:jc w:val="left"/>
+      </w:pPr>
+      <w:r>
+        <w:t>Не входит: реальные платежи, обучение сотрудников, поддержка после сдачи, хостинг и домен, реальный контент.</w:t>
       </w:r>
     </w:p>
     <w:p>
@@ -365,43 +366,6 @@
         <w:jc w:val="left"/>
       </w:pPr>
       <w:r>
-        <w:t>5. Границы</w:t>
-      </w:r>
-    </w:p>
-    <w:p>
-      <w:pPr>
-        <w:jc w:val="left"/>
-      </w:pPr>
-      <w:r>
-        <w:t>Входит: </w:t>
-      </w:r>
-      <w:r>
-        <w:t>4</w:t>
-      </w:r>
-      <w:r>
-        <w:t xml:space="preserve"> страниц</w:t>
-      </w:r>
-      <w:r>
-        <w:t>ы</w:t>
-      </w:r>
-      <w:r>
-        <w:t>, онлайн-запись, модуль оплаты (демо), админ-панель, документация, исходный код.</w:t>
-      </w:r>
-    </w:p>
-    <w:p>
-      <w:pPr>
-        <w:jc w:val="left"/>
-      </w:pPr>
-      <w:r>
-        <w:t>Не входит: реальные платежи, обучение сотрудников, поддержка после сдачи, хостинг и домен, реальный контент.</w:t>
-      </w:r>
-    </w:p>
-    <w:p>
-      <w:pPr>
-        <w:ind w:firstLine="0"/>
-        <w:jc w:val="left"/>
-      </w:pPr>
-      <w:r>
         <w:t>6. Ответы на интервью</w:t>
       </w:r>
     </w:p>
@@ -419,30 +383,22 @@
         <w:t xml:space="preserve">– </w:t>
       </w:r>
       <w:r>
-        <w:t xml:space="preserve"> 12 услуг: стрижки, окрашивание, укладка, маникюр, педикюр, наращивание, чистка лица, массаж лица, пилинг, уход, брови, ресницы.</w:t>
-      </w:r>
-    </w:p>
-    <w:p>
-      <w:pPr>
-        <w:jc w:val="left"/>
-      </w:pPr>
-      <w:r>
-        <w:t>Сколько м</w:t>
-      </w:r>
-      <w:r>
-        <w:t>астер</w:t>
-      </w:r>
-      <w:r>
-        <w:t>ов и какие</w:t>
-      </w:r>
-      <w:r>
-        <w:t>? </w:t>
-      </w:r>
-      <w:r>
-        <w:t xml:space="preserve">– </w:t>
-      </w:r>
-      <w:r>
-        <w:t xml:space="preserve"> 4: два парикмахера, мастер маникюра, косметолог.</w:t>
+        <w:t xml:space="preserve"> </w:t>
+      </w:r>
+      <w:r>
+        <w:t>5 направлений</w:t>
+      </w:r>
+      <w:r>
+        <w:t xml:space="preserve"> услуг: </w:t>
+      </w:r>
+      <w:r>
+        <w:t>парикмахерские услуги</w:t>
+      </w:r>
+      <w:r>
+        <w:t xml:space="preserve">, маникюр, педикюр, </w:t>
+      </w:r>
+      <w:r>
+        <w:t>массаж, косметология и солярий.</w:t>
       </w:r>
     </w:p>
     <w:p>
